--- a/fra/docx/018.content.docx
+++ b/fra/docx/018.content.docx
@@ -2868,306 +2868,228 @@
           <w:lang w:val="fr_FR" w:bidi="fr_FR"/>
         </w:rPr>
       </w:r>
-      <w:hyperlink r:id="rId13">
-        <w:r>
-          <w:rPr>
-            <w:lang w:val="fr_FR" w:bidi="fr_FR"/>
-          </w:rPr>
-          <w:rPr>
-            <w:color w:val="0000EE"/>
-            <w:u w:val="single"/>
-          </w:rPr>
-          <w:t>Genèse 15.1</w:t>
-        </w:r>
-      </w:hyperlink>
-    </w:p>
-    <w:p>
-      <w:pPr>
-        <w:pStyle w:val="ListBullet"/>
-        <w:spacing w:line="240" w:lineRule="auto"/>
-        <w:ind w:left="720"/>
-      </w:pPr>
-      <w:r>
-        <w:rPr>
-          <w:lang w:val="fr_FR" w:bidi="fr_FR"/>
-        </w:rPr>
-      </w:r>
-      <w:hyperlink r:id="rId14">
-        <w:r>
-          <w:rPr>
-            <w:lang w:val="fr_FR" w:bidi="fr_FR"/>
-          </w:rPr>
-          <w:rPr>
-            <w:color w:val="0000EE"/>
-            <w:u w:val="single"/>
-          </w:rPr>
-          <w:t>1 Rois 13.1</w:t>
-        </w:r>
-      </w:hyperlink>
-    </w:p>
-    <w:p>
-      <w:pPr>
-        <w:pStyle w:val="ListBullet"/>
-        <w:spacing w:line="240" w:lineRule="auto"/>
-        <w:ind w:left="720"/>
-      </w:pPr>
-      <w:r>
-        <w:rPr>
-          <w:lang w:val="fr_FR" w:bidi="fr_FR"/>
-        </w:rPr>
-      </w:r>
-      <w:hyperlink r:id="rId15">
-        <w:r>
-          <w:rPr>
-            <w:lang w:val="fr_FR" w:bidi="fr_FR"/>
-          </w:rPr>
-          <w:rPr>
-            <w:color w:val="0000EE"/>
-            <w:u w:val="single"/>
-          </w:rPr>
-          <w:t>Jérémie 36.1–3</w:t>
-        </w:r>
-      </w:hyperlink>
-    </w:p>
-    <w:p>
-      <w:pPr>
-        <w:pStyle w:val="ListBullet"/>
-        <w:spacing w:line="240" w:lineRule="auto"/>
-        <w:ind w:left="720"/>
-      </w:pPr>
-      <w:r>
-        <w:rPr>
-          <w:lang w:val="fr_FR" w:bidi="fr_FR"/>
-        </w:rPr>
-      </w:r>
-      <w:hyperlink r:id="rId16">
-        <w:r>
-          <w:rPr>
-            <w:lang w:val="fr_FR" w:bidi="fr_FR"/>
-          </w:rPr>
-          <w:rPr>
-            <w:color w:val="0000EE"/>
-            <w:u w:val="single"/>
-          </w:rPr>
-          <w:t>Luc 8.11</w:t>
-        </w:r>
-      </w:hyperlink>
-    </w:p>
-    <w:p>
-      <w:pPr>
-        <w:pStyle w:val="ListBullet"/>
-        <w:spacing w:line="240" w:lineRule="auto"/>
-        <w:ind w:left="720"/>
-      </w:pPr>
-      <w:r>
-        <w:rPr>
-          <w:lang w:val="fr_FR" w:bidi="fr_FR"/>
-        </w:rPr>
-      </w:r>
-      <w:hyperlink r:id="rId17">
-        <w:r>
-          <w:rPr>
-            <w:lang w:val="fr_FR" w:bidi="fr_FR"/>
-          </w:rPr>
-          <w:rPr>
-            <w:color w:val="0000EE"/>
-            <w:u w:val="single"/>
-          </w:rPr>
-          <w:t>Jean 5.39</w:t>
-        </w:r>
-      </w:hyperlink>
-    </w:p>
-    <w:p>
-      <w:pPr>
-        <w:pStyle w:val="ListBullet"/>
-        <w:spacing w:line="240" w:lineRule="auto"/>
-        <w:ind w:left="720"/>
-      </w:pPr>
-      <w:r>
-        <w:rPr>
-          <w:lang w:val="fr_FR" w:bidi="fr_FR"/>
-        </w:rPr>
-      </w:r>
-      <w:hyperlink r:id="rId18">
-        <w:r>
-          <w:rPr>
-            <w:lang w:val="fr_FR" w:bidi="fr_FR"/>
-          </w:rPr>
-          <w:rPr>
-            <w:color w:val="0000EE"/>
-            <w:u w:val="single"/>
-          </w:rPr>
-          <w:t>Actes 6.2</w:t>
-        </w:r>
-      </w:hyperlink>
-    </w:p>
-    <w:p>
-      <w:pPr>
-        <w:pStyle w:val="ListBullet"/>
-        <w:spacing w:line="240" w:lineRule="auto"/>
-        <w:ind w:left="720"/>
-      </w:pPr>
-      <w:r>
-        <w:rPr>
-          <w:lang w:val="fr_FR" w:bidi="fr_FR"/>
-        </w:rPr>
-      </w:r>
-      <w:hyperlink r:id="rId19">
-        <w:r>
-          <w:rPr>
-            <w:lang w:val="fr_FR" w:bidi="fr_FR"/>
-          </w:rPr>
-          <w:rPr>
-            <w:color w:val="0000EE"/>
-            <w:u w:val="single"/>
-          </w:rPr>
-          <w:t>Actes 12.24</w:t>
-        </w:r>
-      </w:hyperlink>
-    </w:p>
-    <w:p>
-      <w:pPr>
-        <w:pStyle w:val="ListBullet"/>
-        <w:spacing w:line="240" w:lineRule="auto"/>
-        <w:ind w:left="720"/>
-      </w:pPr>
-      <w:r>
-        <w:rPr>
-          <w:lang w:val="fr_FR" w:bidi="fr_FR"/>
-        </w:rPr>
-      </w:r>
-      <w:hyperlink r:id="rId20">
-        <w:r>
-          <w:rPr>
-            <w:lang w:val="fr_FR" w:bidi="fr_FR"/>
-          </w:rPr>
-          <w:rPr>
-            <w:color w:val="0000EE"/>
-            <w:u w:val="single"/>
-          </w:rPr>
-          <w:t>Romains 1.2</w:t>
-        </w:r>
-      </w:hyperlink>
-    </w:p>
-    <w:p>
-      <w:pPr>
-        <w:pStyle w:val="ListBullet"/>
-        <w:spacing w:line="240" w:lineRule="auto"/>
-        <w:ind w:left="720"/>
-      </w:pPr>
-      <w:r>
-        <w:rPr>
-          <w:lang w:val="fr_FR" w:bidi="fr_FR"/>
-        </w:rPr>
-      </w:r>
-      <w:hyperlink r:id="rId21">
-        <w:r>
-          <w:rPr>
-            <w:lang w:val="fr_FR" w:bidi="fr_FR"/>
-          </w:rPr>
-          <w:rPr>
-            <w:color w:val="0000EE"/>
-            <w:u w:val="single"/>
-          </w:rPr>
-          <w:t>2 Corinthiens 6.7</w:t>
-        </w:r>
-      </w:hyperlink>
-    </w:p>
-    <w:p>
-      <w:pPr>
-        <w:pStyle w:val="ListBullet"/>
-        <w:spacing w:line="240" w:lineRule="auto"/>
-        <w:ind w:left="720"/>
-      </w:pPr>
-      <w:r>
-        <w:rPr>
-          <w:lang w:val="fr_FR" w:bidi="fr_FR"/>
-        </w:rPr>
-      </w:r>
-      <w:hyperlink r:id="rId22">
-        <w:r>
-          <w:rPr>
-            <w:lang w:val="fr_FR" w:bidi="fr_FR"/>
-          </w:rPr>
-          <w:rPr>
-            <w:color w:val="0000EE"/>
-            <w:u w:val="single"/>
-          </w:rPr>
-          <w:t>Éphésiens 1.13</w:t>
-        </w:r>
-      </w:hyperlink>
-    </w:p>
-    <w:p>
-      <w:pPr>
-        <w:pStyle w:val="ListBullet"/>
-        <w:spacing w:line="240" w:lineRule="auto"/>
-        <w:ind w:left="720"/>
-      </w:pPr>
-      <w:r>
-        <w:rPr>
-          <w:lang w:val="fr_FR" w:bidi="fr_FR"/>
-        </w:rPr>
-      </w:r>
-      <w:hyperlink r:id="rId23">
-        <w:r>
-          <w:rPr>
-            <w:lang w:val="fr_FR" w:bidi="fr_FR"/>
-          </w:rPr>
-          <w:rPr>
-            <w:color w:val="0000EE"/>
-            <w:u w:val="single"/>
-          </w:rPr>
-          <w:t>2 Timothée 3.16</w:t>
-        </w:r>
-      </w:hyperlink>
-    </w:p>
-    <w:p>
-      <w:pPr>
-        <w:pStyle w:val="ListBullet"/>
-        <w:spacing w:line="240" w:lineRule="auto"/>
-        <w:ind w:left="720"/>
-      </w:pPr>
-      <w:r>
-        <w:rPr>
-          <w:lang w:val="fr_FR" w:bidi="fr_FR"/>
-        </w:rPr>
-      </w:r>
-      <w:hyperlink r:id="rId24">
-        <w:r>
-          <w:rPr>
-            <w:lang w:val="fr_FR" w:bidi="fr_FR"/>
-          </w:rPr>
-          <w:rPr>
-            <w:color w:val="0000EE"/>
-            <w:u w:val="single"/>
-          </w:rPr>
-          <w:t>Jacques 1.18</w:t>
-        </w:r>
-      </w:hyperlink>
-    </w:p>
-    <w:p>
-      <w:pPr>
-        <w:pStyle w:val="ListBullet"/>
-        <w:spacing w:line="240" w:lineRule="auto"/>
-        <w:ind w:left="720"/>
-      </w:pPr>
-      <w:r>
-        <w:rPr>
-          <w:lang w:val="fr_FR" w:bidi="fr_FR"/>
-        </w:rPr>
-      </w:r>
-      <w:hyperlink r:id="rId25">
-        <w:r>
-          <w:rPr>
-            <w:lang w:val="fr_FR" w:bidi="fr_FR"/>
-          </w:rPr>
-          <w:rPr>
-            <w:color w:val="0000EE"/>
-            <w:u w:val="single"/>
-          </w:rPr>
-          <w:t>Jacques 2.8–9</w:t>
-        </w:r>
-      </w:hyperlink>
+      <w:r>
+        <w:rPr>
+          <w:lang w:val="fr_FR" w:bidi="fr_FR"/>
+        </w:rPr>
+        <w:t>Genèse 15.1</w:t>
+      </w:r>
+    </w:p>
+    <w:p>
+      <w:pPr>
+        <w:pStyle w:val="ListBullet"/>
+        <w:spacing w:line="240" w:lineRule="auto"/>
+        <w:ind w:left="720"/>
+      </w:pPr>
+      <w:r>
+        <w:rPr>
+          <w:lang w:val="fr_FR" w:bidi="fr_FR"/>
+        </w:rPr>
+      </w:r>
+      <w:r>
+        <w:rPr>
+          <w:lang w:val="fr_FR" w:bidi="fr_FR"/>
+        </w:rPr>
+        <w:t>1 Rois 13.1</w:t>
+      </w:r>
+    </w:p>
+    <w:p>
+      <w:pPr>
+        <w:pStyle w:val="ListBullet"/>
+        <w:spacing w:line="240" w:lineRule="auto"/>
+        <w:ind w:left="720"/>
+      </w:pPr>
+      <w:r>
+        <w:rPr>
+          <w:lang w:val="fr_FR" w:bidi="fr_FR"/>
+        </w:rPr>
+      </w:r>
+      <w:r>
+        <w:rPr>
+          <w:lang w:val="fr_FR" w:bidi="fr_FR"/>
+        </w:rPr>
+        <w:t>Jérémie 36.1–3</w:t>
+      </w:r>
+    </w:p>
+    <w:p>
+      <w:pPr>
+        <w:pStyle w:val="ListBullet"/>
+        <w:spacing w:line="240" w:lineRule="auto"/>
+        <w:ind w:left="720"/>
+      </w:pPr>
+      <w:r>
+        <w:rPr>
+          <w:lang w:val="fr_FR" w:bidi="fr_FR"/>
+        </w:rPr>
+      </w:r>
+      <w:r>
+        <w:rPr>
+          <w:lang w:val="fr_FR" w:bidi="fr_FR"/>
+        </w:rPr>
+        <w:t>Luc 8.11</w:t>
+      </w:r>
+    </w:p>
+    <w:p>
+      <w:pPr>
+        <w:pStyle w:val="ListBullet"/>
+        <w:spacing w:line="240" w:lineRule="auto"/>
+        <w:ind w:left="720"/>
+      </w:pPr>
+      <w:r>
+        <w:rPr>
+          <w:lang w:val="fr_FR" w:bidi="fr_FR"/>
+        </w:rPr>
+      </w:r>
+      <w:r>
+        <w:rPr>
+          <w:lang w:val="fr_FR" w:bidi="fr_FR"/>
+        </w:rPr>
+        <w:t>Jean 5.39</w:t>
+      </w:r>
+    </w:p>
+    <w:p>
+      <w:pPr>
+        <w:pStyle w:val="ListBullet"/>
+        <w:spacing w:line="240" w:lineRule="auto"/>
+        <w:ind w:left="720"/>
+      </w:pPr>
+      <w:r>
+        <w:rPr>
+          <w:lang w:val="fr_FR" w:bidi="fr_FR"/>
+        </w:rPr>
+      </w:r>
+      <w:r>
+        <w:rPr>
+          <w:lang w:val="fr_FR" w:bidi="fr_FR"/>
+        </w:rPr>
+        <w:t>Actes 6.2</w:t>
+      </w:r>
+    </w:p>
+    <w:p>
+      <w:pPr>
+        <w:pStyle w:val="ListBullet"/>
+        <w:spacing w:line="240" w:lineRule="auto"/>
+        <w:ind w:left="720"/>
+      </w:pPr>
+      <w:r>
+        <w:rPr>
+          <w:lang w:val="fr_FR" w:bidi="fr_FR"/>
+        </w:rPr>
+      </w:r>
+      <w:r>
+        <w:rPr>
+          <w:lang w:val="fr_FR" w:bidi="fr_FR"/>
+        </w:rPr>
+        <w:t>Actes 12.24</w:t>
+      </w:r>
+    </w:p>
+    <w:p>
+      <w:pPr>
+        <w:pStyle w:val="ListBullet"/>
+        <w:spacing w:line="240" w:lineRule="auto"/>
+        <w:ind w:left="720"/>
+      </w:pPr>
+      <w:r>
+        <w:rPr>
+          <w:lang w:val="fr_FR" w:bidi="fr_FR"/>
+        </w:rPr>
+      </w:r>
+      <w:r>
+        <w:rPr>
+          <w:lang w:val="fr_FR" w:bidi="fr_FR"/>
+        </w:rPr>
+        <w:t>Romains 1.2</w:t>
+      </w:r>
+    </w:p>
+    <w:p>
+      <w:pPr>
+        <w:pStyle w:val="ListBullet"/>
+        <w:spacing w:line="240" w:lineRule="auto"/>
+        <w:ind w:left="720"/>
+      </w:pPr>
+      <w:r>
+        <w:rPr>
+          <w:lang w:val="fr_FR" w:bidi="fr_FR"/>
+        </w:rPr>
+      </w:r>
+      <w:r>
+        <w:rPr>
+          <w:lang w:val="fr_FR" w:bidi="fr_FR"/>
+        </w:rPr>
+        <w:t>2 Corinthiens 6.7</w:t>
+      </w:r>
+    </w:p>
+    <w:p>
+      <w:pPr>
+        <w:pStyle w:val="ListBullet"/>
+        <w:spacing w:line="240" w:lineRule="auto"/>
+        <w:ind w:left="720"/>
+      </w:pPr>
+      <w:r>
+        <w:rPr>
+          <w:lang w:val="fr_FR" w:bidi="fr_FR"/>
+        </w:rPr>
+      </w:r>
+      <w:r>
+        <w:rPr>
+          <w:lang w:val="fr_FR" w:bidi="fr_FR"/>
+        </w:rPr>
+        <w:t>Éphésiens 1.13</w:t>
+      </w:r>
+    </w:p>
+    <w:p>
+      <w:pPr>
+        <w:pStyle w:val="ListBullet"/>
+        <w:spacing w:line="240" w:lineRule="auto"/>
+        <w:ind w:left="720"/>
+      </w:pPr>
+      <w:r>
+        <w:rPr>
+          <w:lang w:val="fr_FR" w:bidi="fr_FR"/>
+        </w:rPr>
+      </w:r>
+      <w:r>
+        <w:rPr>
+          <w:lang w:val="fr_FR" w:bidi="fr_FR"/>
+        </w:rPr>
+        <w:t>2 Timothée 3.16</w:t>
+      </w:r>
+    </w:p>
+    <w:p>
+      <w:pPr>
+        <w:pStyle w:val="ListBullet"/>
+        <w:spacing w:line="240" w:lineRule="auto"/>
+        <w:ind w:left="720"/>
+      </w:pPr>
+      <w:r>
+        <w:rPr>
+          <w:lang w:val="fr_FR" w:bidi="fr_FR"/>
+        </w:rPr>
+      </w:r>
+      <w:r>
+        <w:rPr>
+          <w:lang w:val="fr_FR" w:bidi="fr_FR"/>
+        </w:rPr>
+        <w:t>Jacques 1.18</w:t>
+      </w:r>
+    </w:p>
+    <w:p>
+      <w:pPr>
+        <w:pStyle w:val="ListBullet"/>
+        <w:spacing w:line="240" w:lineRule="auto"/>
+        <w:ind w:left="720"/>
+      </w:pPr>
+      <w:r>
+        <w:rPr>
+          <w:lang w:val="fr_FR" w:bidi="fr_FR"/>
+        </w:rPr>
+      </w:r>
+      <w:r>
+        <w:rPr>
+          <w:lang w:val="fr_FR" w:bidi="fr_FR"/>
+        </w:rPr>
+        <w:t>Jacques 2.8–9</w:t>
+      </w:r>
     </w:p>
     <w:p>
       <w:pPr>
@@ -5825,282 +5747,210 @@
           <w:lang w:val="fr_FR" w:bidi="fr_FR"/>
         </w:rPr>
       </w:r>
-      <w:hyperlink r:id="rId26">
-        <w:r>
-          <w:rPr>
-            <w:lang w:val="fr_FR" w:bidi="fr_FR"/>
-          </w:rPr>
-          <w:rPr>
-            <w:color w:val="0000EE"/>
-            <w:u w:val="single"/>
-          </w:rPr>
-          <w:t>Matthieu 7.21–23</w:t>
-        </w:r>
-      </w:hyperlink>
-    </w:p>
-    <w:p>
-      <w:pPr>
-        <w:pStyle w:val="ListBullet"/>
-        <w:spacing w:line="240" w:lineRule="auto"/>
-        <w:ind w:left="720"/>
-      </w:pPr>
-      <w:r>
-        <w:rPr>
-          <w:lang w:val="fr_FR" w:bidi="fr_FR"/>
-        </w:rPr>
-      </w:r>
-      <w:hyperlink r:id="rId27">
-        <w:r>
-          <w:rPr>
-            <w:lang w:val="fr_FR" w:bidi="fr_FR"/>
-          </w:rPr>
-          <w:rPr>
-            <w:color w:val="0000EE"/>
-            <w:u w:val="single"/>
-          </w:rPr>
-          <w:t>Matthieu 12.2</w:t>
-        </w:r>
-      </w:hyperlink>
-    </w:p>
-    <w:p>
-      <w:pPr>
-        <w:pStyle w:val="ListBullet"/>
-        <w:spacing w:line="240" w:lineRule="auto"/>
-        <w:ind w:left="720"/>
-      </w:pPr>
-      <w:r>
-        <w:rPr>
-          <w:lang w:val="fr_FR" w:bidi="fr_FR"/>
-        </w:rPr>
-      </w:r>
-      <w:hyperlink r:id="rId28">
-        <w:r>
-          <w:rPr>
-            <w:lang w:val="fr_FR" w:bidi="fr_FR"/>
-          </w:rPr>
-          <w:rPr>
-            <w:color w:val="0000EE"/>
-            <w:u w:val="single"/>
-          </w:rPr>
-          <w:t>Matthieu 12.4</w:t>
-        </w:r>
-      </w:hyperlink>
-    </w:p>
-    <w:p>
-      <w:pPr>
-        <w:pStyle w:val="ListBullet"/>
-        <w:spacing w:line="240" w:lineRule="auto"/>
-        <w:ind w:left="720"/>
-      </w:pPr>
-      <w:r>
-        <w:rPr>
-          <w:lang w:val="fr_FR" w:bidi="fr_FR"/>
-        </w:rPr>
-      </w:r>
-      <w:hyperlink r:id="rId29">
-        <w:r>
-          <w:rPr>
-            <w:lang w:val="fr_FR" w:bidi="fr_FR"/>
-          </w:rPr>
-          <w:rPr>
-            <w:color w:val="0000EE"/>
-            <w:u w:val="single"/>
-          </w:rPr>
-          <w:t>Matthieu 12.10</w:t>
-        </w:r>
-      </w:hyperlink>
-    </w:p>
-    <w:p>
-      <w:pPr>
-        <w:pStyle w:val="ListBullet"/>
-        <w:spacing w:line="240" w:lineRule="auto"/>
-        <w:ind w:left="720"/>
-      </w:pPr>
-      <w:r>
-        <w:rPr>
-          <w:lang w:val="fr_FR" w:bidi="fr_FR"/>
-        </w:rPr>
-      </w:r>
-      <w:hyperlink r:id="rId30">
-        <w:r>
-          <w:rPr>
-            <w:lang w:val="fr_FR" w:bidi="fr_FR"/>
-          </w:rPr>
-          <w:rPr>
-            <w:color w:val="0000EE"/>
-            <w:u w:val="single"/>
-          </w:rPr>
-          <w:t>Marc 3.4</w:t>
-        </w:r>
-      </w:hyperlink>
-    </w:p>
-    <w:p>
-      <w:pPr>
-        <w:pStyle w:val="ListBullet"/>
-        <w:spacing w:line="240" w:lineRule="auto"/>
-        <w:ind w:left="720"/>
-      </w:pPr>
-      <w:r>
-        <w:rPr>
-          <w:lang w:val="fr_FR" w:bidi="fr_FR"/>
-        </w:rPr>
-      </w:r>
-      <w:hyperlink r:id="rId31">
-        <w:r>
-          <w:rPr>
-            <w:lang w:val="fr_FR" w:bidi="fr_FR"/>
-          </w:rPr>
-          <w:rPr>
-            <w:color w:val="0000EE"/>
-            <w:u w:val="single"/>
-          </w:rPr>
-          <w:t>Luc 6.2</w:t>
-        </w:r>
-      </w:hyperlink>
-    </w:p>
-    <w:p>
-      <w:pPr>
-        <w:pStyle w:val="ListBullet"/>
-        <w:spacing w:line="240" w:lineRule="auto"/>
-        <w:ind w:left="720"/>
-      </w:pPr>
-      <w:r>
-        <w:rPr>
-          <w:lang w:val="fr_FR" w:bidi="fr_FR"/>
-        </w:rPr>
-      </w:r>
-      <w:hyperlink r:id="rId32">
-        <w:r>
-          <w:rPr>
-            <w:lang w:val="fr_FR" w:bidi="fr_FR"/>
-          </w:rPr>
-          <w:rPr>
-            <w:color w:val="0000EE"/>
-            <w:u w:val="single"/>
-          </w:rPr>
-          <w:t>Actes 2.23</w:t>
-        </w:r>
-      </w:hyperlink>
-    </w:p>
-    <w:p>
-      <w:pPr>
-        <w:pStyle w:val="ListBullet"/>
-        <w:spacing w:line="240" w:lineRule="auto"/>
-        <w:ind w:left="720"/>
-      </w:pPr>
-      <w:r>
-        <w:rPr>
-          <w:lang w:val="fr_FR" w:bidi="fr_FR"/>
-        </w:rPr>
-      </w:r>
-      <w:hyperlink r:id="rId33">
-        <w:r>
-          <w:rPr>
-            <w:lang w:val="fr_FR" w:bidi="fr_FR"/>
-          </w:rPr>
-          <w:rPr>
-            <w:color w:val="0000EE"/>
-            <w:u w:val="single"/>
-          </w:rPr>
-          <w:t>Actes 10.28</w:t>
-        </w:r>
-      </w:hyperlink>
-    </w:p>
-    <w:p>
-      <w:pPr>
-        <w:pStyle w:val="ListBullet"/>
-        <w:spacing w:line="240" w:lineRule="auto"/>
-        <w:ind w:left="720"/>
-      </w:pPr>
-      <w:r>
-        <w:rPr>
-          <w:lang w:val="fr_FR" w:bidi="fr_FR"/>
-        </w:rPr>
-      </w:r>
-      <w:hyperlink r:id="rId34">
-        <w:r>
-          <w:rPr>
-            <w:lang w:val="fr_FR" w:bidi="fr_FR"/>
-          </w:rPr>
-          <w:rPr>
-            <w:color w:val="0000EE"/>
-            <w:u w:val="single"/>
-          </w:rPr>
-          <w:t>Actes 22.25</w:t>
-        </w:r>
-      </w:hyperlink>
-    </w:p>
-    <w:p>
-      <w:pPr>
-        <w:pStyle w:val="ListBullet"/>
-        <w:spacing w:line="240" w:lineRule="auto"/>
-        <w:ind w:left="720"/>
-      </w:pPr>
-      <w:r>
-        <w:rPr>
-          <w:lang w:val="fr_FR" w:bidi="fr_FR"/>
-        </w:rPr>
-      </w:r>
-      <w:hyperlink r:id="rId35">
-        <w:r>
-          <w:rPr>
-            <w:lang w:val="fr_FR" w:bidi="fr_FR"/>
-          </w:rPr>
-          <w:rPr>
-            <w:color w:val="0000EE"/>
-            <w:u w:val="single"/>
-          </w:rPr>
-          <w:t>2 Thessaloniciens 2.3</w:t>
-        </w:r>
-      </w:hyperlink>
-    </w:p>
-    <w:p>
-      <w:pPr>
-        <w:pStyle w:val="ListBullet"/>
-        <w:spacing w:line="240" w:lineRule="auto"/>
-        <w:ind w:left="720"/>
-      </w:pPr>
-      <w:r>
-        <w:rPr>
-          <w:lang w:val="fr_FR" w:bidi="fr_FR"/>
-        </w:rPr>
-      </w:r>
-      <w:hyperlink r:id="rId36">
-        <w:r>
-          <w:rPr>
-            <w:lang w:val="fr_FR" w:bidi="fr_FR"/>
-          </w:rPr>
-          <w:rPr>
-            <w:color w:val="0000EE"/>
-            <w:u w:val="single"/>
-          </w:rPr>
-          <w:t>Tite 2.14</w:t>
-        </w:r>
-      </w:hyperlink>
-    </w:p>
-    <w:p>
-      <w:pPr>
-        <w:pStyle w:val="ListBullet"/>
-        <w:spacing w:line="240" w:lineRule="auto"/>
-        <w:ind w:left="720"/>
-      </w:pPr>
-      <w:r>
-        <w:rPr>
-          <w:lang w:val="fr_FR" w:bidi="fr_FR"/>
-        </w:rPr>
-      </w:r>
-      <w:hyperlink r:id="rId37">
-        <w:r>
-          <w:rPr>
-            <w:lang w:val="fr_FR" w:bidi="fr_FR"/>
-          </w:rPr>
-          <w:rPr>
-            <w:color w:val="0000EE"/>
-            <w:u w:val="single"/>
-          </w:rPr>
-          <w:t>1 Jean 3.4–6</w:t>
-        </w:r>
-      </w:hyperlink>
+      <w:r>
+        <w:rPr>
+          <w:lang w:val="fr_FR" w:bidi="fr_FR"/>
+        </w:rPr>
+        <w:t>Matthieu 7.21–23</w:t>
+      </w:r>
+    </w:p>
+    <w:p>
+      <w:pPr>
+        <w:pStyle w:val="ListBullet"/>
+        <w:spacing w:line="240" w:lineRule="auto"/>
+        <w:ind w:left="720"/>
+      </w:pPr>
+      <w:r>
+        <w:rPr>
+          <w:lang w:val="fr_FR" w:bidi="fr_FR"/>
+        </w:rPr>
+      </w:r>
+      <w:r>
+        <w:rPr>
+          <w:lang w:val="fr_FR" w:bidi="fr_FR"/>
+        </w:rPr>
+        <w:t>Matthieu 12.2</w:t>
+      </w:r>
+    </w:p>
+    <w:p>
+      <w:pPr>
+        <w:pStyle w:val="ListBullet"/>
+        <w:spacing w:line="240" w:lineRule="auto"/>
+        <w:ind w:left="720"/>
+      </w:pPr>
+      <w:r>
+        <w:rPr>
+          <w:lang w:val="fr_FR" w:bidi="fr_FR"/>
+        </w:rPr>
+      </w:r>
+      <w:r>
+        <w:rPr>
+          <w:lang w:val="fr_FR" w:bidi="fr_FR"/>
+        </w:rPr>
+        <w:t>Matthieu 12.4</w:t>
+      </w:r>
+    </w:p>
+    <w:p>
+      <w:pPr>
+        <w:pStyle w:val="ListBullet"/>
+        <w:spacing w:line="240" w:lineRule="auto"/>
+        <w:ind w:left="720"/>
+      </w:pPr>
+      <w:r>
+        <w:rPr>
+          <w:lang w:val="fr_FR" w:bidi="fr_FR"/>
+        </w:rPr>
+      </w:r>
+      <w:r>
+        <w:rPr>
+          <w:lang w:val="fr_FR" w:bidi="fr_FR"/>
+        </w:rPr>
+        <w:t>Matthieu 12.10</w:t>
+      </w:r>
+    </w:p>
+    <w:p>
+      <w:pPr>
+        <w:pStyle w:val="ListBullet"/>
+        <w:spacing w:line="240" w:lineRule="auto"/>
+        <w:ind w:left="720"/>
+      </w:pPr>
+      <w:r>
+        <w:rPr>
+          <w:lang w:val="fr_FR" w:bidi="fr_FR"/>
+        </w:rPr>
+      </w:r>
+      <w:r>
+        <w:rPr>
+          <w:lang w:val="fr_FR" w:bidi="fr_FR"/>
+        </w:rPr>
+        <w:t>Marc 3.4</w:t>
+      </w:r>
+    </w:p>
+    <w:p>
+      <w:pPr>
+        <w:pStyle w:val="ListBullet"/>
+        <w:spacing w:line="240" w:lineRule="auto"/>
+        <w:ind w:left="720"/>
+      </w:pPr>
+      <w:r>
+        <w:rPr>
+          <w:lang w:val="fr_FR" w:bidi="fr_FR"/>
+        </w:rPr>
+      </w:r>
+      <w:r>
+        <w:rPr>
+          <w:lang w:val="fr_FR" w:bidi="fr_FR"/>
+        </w:rPr>
+        <w:t>Luc 6.2</w:t>
+      </w:r>
+    </w:p>
+    <w:p>
+      <w:pPr>
+        <w:pStyle w:val="ListBullet"/>
+        <w:spacing w:line="240" w:lineRule="auto"/>
+        <w:ind w:left="720"/>
+      </w:pPr>
+      <w:r>
+        <w:rPr>
+          <w:lang w:val="fr_FR" w:bidi="fr_FR"/>
+        </w:rPr>
+      </w:r>
+      <w:r>
+        <w:rPr>
+          <w:lang w:val="fr_FR" w:bidi="fr_FR"/>
+        </w:rPr>
+        <w:t>Actes 2.23</w:t>
+      </w:r>
+    </w:p>
+    <w:p>
+      <w:pPr>
+        <w:pStyle w:val="ListBullet"/>
+        <w:spacing w:line="240" w:lineRule="auto"/>
+        <w:ind w:left="720"/>
+      </w:pPr>
+      <w:r>
+        <w:rPr>
+          <w:lang w:val="fr_FR" w:bidi="fr_FR"/>
+        </w:rPr>
+      </w:r>
+      <w:r>
+        <w:rPr>
+          <w:lang w:val="fr_FR" w:bidi="fr_FR"/>
+        </w:rPr>
+        <w:t>Actes 10.28</w:t>
+      </w:r>
+    </w:p>
+    <w:p>
+      <w:pPr>
+        <w:pStyle w:val="ListBullet"/>
+        <w:spacing w:line="240" w:lineRule="auto"/>
+        <w:ind w:left="720"/>
+      </w:pPr>
+      <w:r>
+        <w:rPr>
+          <w:lang w:val="fr_FR" w:bidi="fr_FR"/>
+        </w:rPr>
+      </w:r>
+      <w:r>
+        <w:rPr>
+          <w:lang w:val="fr_FR" w:bidi="fr_FR"/>
+        </w:rPr>
+        <w:t>Actes 22.25</w:t>
+      </w:r>
+    </w:p>
+    <w:p>
+      <w:pPr>
+        <w:pStyle w:val="ListBullet"/>
+        <w:spacing w:line="240" w:lineRule="auto"/>
+        <w:ind w:left="720"/>
+      </w:pPr>
+      <w:r>
+        <w:rPr>
+          <w:lang w:val="fr_FR" w:bidi="fr_FR"/>
+        </w:rPr>
+      </w:r>
+      <w:r>
+        <w:rPr>
+          <w:lang w:val="fr_FR" w:bidi="fr_FR"/>
+        </w:rPr>
+        <w:t>2 Thessaloniciens 2.3</w:t>
+      </w:r>
+    </w:p>
+    <w:p>
+      <w:pPr>
+        <w:pStyle w:val="ListBullet"/>
+        <w:spacing w:line="240" w:lineRule="auto"/>
+        <w:ind w:left="720"/>
+      </w:pPr>
+      <w:r>
+        <w:rPr>
+          <w:lang w:val="fr_FR" w:bidi="fr_FR"/>
+        </w:rPr>
+      </w:r>
+      <w:r>
+        <w:rPr>
+          <w:lang w:val="fr_FR" w:bidi="fr_FR"/>
+        </w:rPr>
+        <w:t>Tite 2.14</w:t>
+      </w:r>
+    </w:p>
+    <w:p>
+      <w:pPr>
+        <w:pStyle w:val="ListBullet"/>
+        <w:spacing w:line="240" w:lineRule="auto"/>
+        <w:ind w:left="720"/>
+      </w:pPr>
+      <w:r>
+        <w:rPr>
+          <w:lang w:val="fr_FR" w:bidi="fr_FR"/>
+        </w:rPr>
+      </w:r>
+      <w:r>
+        <w:rPr>
+          <w:lang w:val="fr_FR" w:bidi="fr_FR"/>
+        </w:rPr>
+        <w:t>1 Jean 3.4–6</w:t>
+      </w:r>
     </w:p>
     <w:p>
       <w:pPr>
@@ -6388,90 +6238,66 @@
           <w:lang w:val="fr_FR" w:bidi="fr_FR"/>
         </w:rPr>
       </w:r>
-      <w:hyperlink r:id="rId38">
-        <w:r>
-          <w:rPr>
-            <w:lang w:val="fr_FR" w:bidi="fr_FR"/>
-          </w:rPr>
-          <w:rPr>
-            <w:color w:val="0000EE"/>
-            <w:u w:val="single"/>
-          </w:rPr>
-          <w:t>2 Chroniques 36.20</w:t>
-        </w:r>
-      </w:hyperlink>
-    </w:p>
-    <w:p>
-      <w:pPr>
-        <w:pStyle w:val="ListBullet"/>
-        <w:spacing w:line="240" w:lineRule="auto"/>
-        <w:ind w:left="720"/>
-      </w:pPr>
-      <w:r>
-        <w:rPr>
-          <w:lang w:val="fr_FR" w:bidi="fr_FR"/>
-        </w:rPr>
-      </w:r>
-      <w:hyperlink r:id="rId39">
-        <w:r>
-          <w:rPr>
-            <w:lang w:val="fr_FR" w:bidi="fr_FR"/>
-          </w:rPr>
-          <w:rPr>
-            <w:color w:val="0000EE"/>
-            <w:u w:val="single"/>
-          </w:rPr>
-          <w:t>Daniel 10.13</w:t>
-        </w:r>
-      </w:hyperlink>
-    </w:p>
-    <w:p>
-      <w:pPr>
-        <w:pStyle w:val="ListBullet"/>
-        <w:spacing w:line="240" w:lineRule="auto"/>
-        <w:ind w:left="720"/>
-      </w:pPr>
-      <w:r>
-        <w:rPr>
-          <w:lang w:val="fr_FR" w:bidi="fr_FR"/>
-        </w:rPr>
-      </w:r>
-      <w:hyperlink r:id="rId40">
-        <w:r>
-          <w:rPr>
-            <w:lang w:val="fr_FR" w:bidi="fr_FR"/>
-          </w:rPr>
-          <w:rPr>
-            <w:color w:val="0000EE"/>
-            <w:u w:val="single"/>
-          </w:rPr>
-          <w:t>Esther 1.3–4</w:t>
-        </w:r>
-      </w:hyperlink>
-    </w:p>
-    <w:p>
-      <w:pPr>
-        <w:pStyle w:val="ListBullet"/>
-        <w:spacing w:line="240" w:lineRule="auto"/>
-        <w:ind w:left="720"/>
-      </w:pPr>
-      <w:r>
-        <w:rPr>
-          <w:lang w:val="fr_FR" w:bidi="fr_FR"/>
-        </w:rPr>
-      </w:r>
-      <w:hyperlink r:id="rId41">
-        <w:r>
-          <w:rPr>
-            <w:lang w:val="fr_FR" w:bidi="fr_FR"/>
-          </w:rPr>
-          <w:rPr>
-            <w:color w:val="0000EE"/>
-            <w:u w:val="single"/>
-          </w:rPr>
-          <w:t>Ézéchiel 27.10</w:t>
-        </w:r>
-      </w:hyperlink>
+      <w:r>
+        <w:rPr>
+          <w:lang w:val="fr_FR" w:bidi="fr_FR"/>
+        </w:rPr>
+        <w:t>2 Chroniques 36.20</w:t>
+      </w:r>
+    </w:p>
+    <w:p>
+      <w:pPr>
+        <w:pStyle w:val="ListBullet"/>
+        <w:spacing w:line="240" w:lineRule="auto"/>
+        <w:ind w:left="720"/>
+      </w:pPr>
+      <w:r>
+        <w:rPr>
+          <w:lang w:val="fr_FR" w:bidi="fr_FR"/>
+        </w:rPr>
+      </w:r>
+      <w:r>
+        <w:rPr>
+          <w:lang w:val="fr_FR" w:bidi="fr_FR"/>
+        </w:rPr>
+        <w:t>Daniel 10.13</w:t>
+      </w:r>
+    </w:p>
+    <w:p>
+      <w:pPr>
+        <w:pStyle w:val="ListBullet"/>
+        <w:spacing w:line="240" w:lineRule="auto"/>
+        <w:ind w:left="720"/>
+      </w:pPr>
+      <w:r>
+        <w:rPr>
+          <w:lang w:val="fr_FR" w:bidi="fr_FR"/>
+        </w:rPr>
+      </w:r>
+      <w:r>
+        <w:rPr>
+          <w:lang w:val="fr_FR" w:bidi="fr_FR"/>
+        </w:rPr>
+        <w:t>Esther 1.3–4</w:t>
+      </w:r>
+    </w:p>
+    <w:p>
+      <w:pPr>
+        <w:pStyle w:val="ListBullet"/>
+        <w:spacing w:line="240" w:lineRule="auto"/>
+        <w:ind w:left="720"/>
+      </w:pPr>
+      <w:r>
+        <w:rPr>
+          <w:lang w:val="fr_FR" w:bidi="fr_FR"/>
+        </w:rPr>
+      </w:r>
+      <w:r>
+        <w:rPr>
+          <w:lang w:val="fr_FR" w:bidi="fr_FR"/>
+        </w:rPr>
+        <w:t>Ézéchiel 27.10</w:t>
+      </w:r>
     </w:p>
     <w:p>
       <w:pPr>
